--- a/BE/BE6IT/CH1.docx
+++ b/BE/BE6IT/CH1.docx
@@ -2886,89 +2886,6 @@
       </w:r>
       <w:r>
         <w:t xml:space="preserve"> Install proper USB drivers, check USB debugging setting</w:t>
-      </w:r>
-    </w:p>
-    <w:p>
-      <w:pPr>
-        <w:spacing w:line="240" w:lineRule="auto"/>
-      </w:pPr>
-      <w:r>
-        <w:rPr>
-          <w:b/>
-          <w:bCs/>
-        </w:rPr>
-        <w:t>Next Steps:</w:t>
-      </w:r>
-      <w:r>
-        <w:t xml:space="preserve"> Now that you've successfully created and run your first application, you can experiment with:</w:t>
-      </w:r>
-    </w:p>
-    <w:p>
-      <w:pPr>
-        <w:numPr>
-          <w:ilvl w:val="0"/>
-          <w:numId w:val="15"/>
-        </w:numPr>
-        <w:spacing w:line="240" w:lineRule="auto"/>
-      </w:pPr>
-      <w:r>
-        <w:t>Adding buttons and handling click events</w:t>
-      </w:r>
-    </w:p>
-    <w:p>
-      <w:pPr>
-        <w:numPr>
-          <w:ilvl w:val="0"/>
-          <w:numId w:val="15"/>
-        </w:numPr>
-        <w:spacing w:line="240" w:lineRule="auto"/>
-      </w:pPr>
-      <w:r>
-        <w:t>Creating multiple activities and navigating between them</w:t>
-      </w:r>
-    </w:p>
-    <w:p>
-      <w:pPr>
-        <w:numPr>
-          <w:ilvl w:val="0"/>
-          <w:numId w:val="15"/>
-        </w:numPr>
-        <w:spacing w:line="240" w:lineRule="auto"/>
-      </w:pPr>
-      <w:r>
-        <w:t>Storing and retrieving data</w:t>
-      </w:r>
-    </w:p>
-    <w:p>
-      <w:pPr>
-        <w:numPr>
-          <w:ilvl w:val="0"/>
-          <w:numId w:val="15"/>
-        </w:numPr>
-        <w:spacing w:line="240" w:lineRule="auto"/>
-      </w:pPr>
-      <w:r>
-        <w:t>Implementing user input forms</w:t>
-      </w:r>
-    </w:p>
-    <w:p>
-      <w:pPr>
-        <w:numPr>
-          <w:ilvl w:val="0"/>
-          <w:numId w:val="15"/>
-        </w:numPr>
-        <w:spacing w:line="240" w:lineRule="auto"/>
-      </w:pPr>
-      <w:r>
-        <w:t>Working with lists and recycler views</w:t>
-      </w:r>
-    </w:p>
-    <w:p>
-      <w:pPr>
-        <w:spacing w:line="240" w:lineRule="auto"/>
-      </w:pPr>
-      <w:r>
-        <w:t>This foundational experience provides the framework for building increasingly sophisticated Android applications. The development cycle of code-build-test becomes second nature with practice, and Android Studio's tools support you throughout the journey from simple apps to complex, feature-rich applications.</w:t>
       </w:r>
     </w:p>
     <w:p>
@@ -5658,6 +5575,7 @@
   <w:style w:type="character" w:default="1" w:styleId="DefaultParagraphFont">
     <w:name w:val="Default Paragraph Font"/>
     <w:uiPriority w:val="1"/>
+    <w:semiHidden/>
     <w:unhideWhenUsed/>
   </w:style>
   <w:style w:type="table" w:default="1" w:styleId="TableNormal">
